--- a/rozbory_andy/Autoři/Saint-Exupéry, Antoine de/Malý princ.docx
+++ b/rozbory_andy/Autoři/Saint-Exupéry, Antoine de/Malý princ.docx
@@ -40,7 +40,13 @@
         <w:t>, žil</w:t>
       </w:r>
       <w:r>
-        <w:t xml:space="preserve"> v 20. století</w:t>
+        <w:t xml:space="preserve"> v</w:t>
+      </w:r>
+      <w:r>
+        <w:t xml:space="preserve"> první polovině </w:t>
+      </w:r>
+      <w:r>
+        <w:t>20. století</w:t>
       </w:r>
     </w:p>
     <w:p>
@@ -51,11 +57,75 @@
         </w:rPr>
         <w:t>Autorovo zasazení:</w:t>
       </w:r>
+    </w:p>
+    <w:p>
+      <w:pPr>
+        <w:pStyle w:val="Odstavecseseznamem"/>
+        <w:numPr>
+          <w:ilvl w:val="0"/>
+          <w:numId w:val="3"/>
+        </w:numPr>
+      </w:pPr>
+      <w:r>
+        <w:rPr>
+          <w:b/>
+          <w:bCs/>
+        </w:rPr>
+        <w:t>Světová literatura 1. polovina 20. století</w:t>
+      </w:r>
+      <w:r>
+        <w:t xml:space="preserve"> (</w:t>
+      </w:r>
+      <w:r>
+        <w:t>Je to literatura, která hledá pravé hodnoty lidského života (odpovědnost, přátelství, láska) a kritizuje moderní svět dospělých pro jeho povrchnost a honbu za majetkem.</w:t>
+      </w:r>
+      <w:r>
+        <w:t xml:space="preserve"> [</w:t>
+      </w:r>
+      <w:r>
+        <w:rPr>
+          <w:b/>
+          <w:bCs/>
+        </w:rPr>
+        <w:t>Symbolika:</w:t>
+      </w:r>
+      <w:r>
+        <w:t xml:space="preserve"> Každá postava (král, domýšlivec, pijan, byznysmen) představuje určitou lidskou vadu nebo nesmyslné chování dospělých.</w:t>
+      </w:r>
       <w:r>
         <w:t xml:space="preserve"> </w:t>
       </w:r>
       <w:r>
-        <w:t>Světová literatura 1. polovina 20. století</w:t>
+        <w:rPr>
+          <w:b/>
+          <w:bCs/>
+        </w:rPr>
+        <w:t>Aforismy (moudra):</w:t>
+      </w:r>
+      <w:r>
+        <w:t xml:space="preserve"> Text obsahuje krátké věty s hlubokým významem.</w:t>
+      </w:r>
+      <w:r>
+        <w:t xml:space="preserve"> </w:t>
+      </w:r>
+      <w:r>
+        <w:rPr>
+          <w:b/>
+          <w:bCs/>
+        </w:rPr>
+        <w:t>Dětská optika:</w:t>
+      </w:r>
+      <w:r>
+        <w:t xml:space="preserve"> Svět je nahlížen očima dítěte, které se diví věcem, jež dospělým přijdou</w:t>
+      </w:r>
+      <w:r>
+        <w:t xml:space="preserve"> </w:t>
+      </w:r>
+      <w:r>
+        <w:t>„vážné“ a normální.</w:t>
+      </w:r>
+      <w:r>
+        <w:t>])</w:t>
       </w:r>
     </w:p>
     <w:p>
@@ -84,7 +154,10 @@
         <w:t xml:space="preserve"> </w:t>
       </w:r>
       <w:r>
-        <w:t xml:space="preserve">Letec, </w:t>
+        <w:t>Noční let</w:t>
+      </w:r>
+      <w:r>
+        <w:t xml:space="preserve">, </w:t>
       </w:r>
       <w:r>
         <w:t>Romain Rolland</w:t>
@@ -427,13 +500,16 @@
     </w:p>
     <w:p>
       <w:r>
-        <w:t>Pilotovi (vypravěčovi) se porouchalo letadlo na poušti, kde měl vodu sotva na týden. Najednou ho kdosi probudil, byl to Malý princ a chtěl nakreslit beránka. Pilot mu jich nakreslil spousty, dokud to nebyl ten správný. Postupem času pilot poznával Malého prince, který mu vyprávěl o svém cestování. Nejprve povídal o rodné planetce B 612, kde žil se svou růží, která byla nesmírně pyšná, protože si myslela, že je jediná svého druhu a stále chtěla, aby o ni bylo přehnaně pečováno. Planetka byla opravdu malinkatá, proto bylo třeba pravidelně vytrhávat malé baobaby, aby nevyrostli a neroztrhli ji a také se nesmělo zapomínat vymetat sopky.</w:t>
+        <w:t xml:space="preserve">Pilotovi (vypravěčovi) se porouchalo letadlo na poušti, kde měl vodu sotva na týden. Najednou ho kdosi probudil, byl to Malý princ a chtěl nakreslit beránka. Pilot mu jich nakreslil spousty, </w:t>
+      </w:r>
+      <w:r>
+        <w:lastRenderedPageBreak/>
+        <w:t>dokud to nebyl ten správný. Postupem času pilot poznával Malého prince, který mu vyprávěl o svém cestování. Nejprve povídal o rodné planetce B 612, kde žil se svou růží, která byla nesmírně pyšná, protože si myslela, že je jediná svého druhu a stále chtěla, aby o ni bylo přehnaně pečováno. Planetka byla opravdu malinkatá, proto bylo třeba pravidelně vytrhávat malé baobaby, aby nevyrostli a neroztrhli ji a také se nesmělo zapomínat vymetat sopky.</w:t>
       </w:r>
     </w:p>
     <w:p/>
     <w:p>
       <w:r>
-        <w:lastRenderedPageBreak/>
         <w:t xml:space="preserve">Následovalo vyprávění o putování. Nejprve o pyšném králi, který panoval všem, ale vlastně nikomu, protože byl na planetce sám. Potom přišel na řadu domýšlivec, který slyšel jen chválu a chtěl být stále jen obdivován, protože byl nejlepší (a jediný) na planetě. Další byl velice zajímavý pijan, ten </w:t>
       </w:r>
       <w:proofErr w:type="gramStart"/>
@@ -592,6 +668,267 @@
     </w:lvl>
   </w:abstractNum>
   <w:abstractNum w:abstractNumId="1" w15:restartNumberingAfterBreak="0">
+    <w:nsid w:val="28964DB3"/>
+    <w:multiLevelType w:val="hybridMultilevel"/>
+    <w:tmpl w:val="429228C4"/>
+    <w:lvl w:ilvl="0" w:tplc="EC46DA18">
+      <w:numFmt w:val="bullet"/>
+      <w:lvlText w:val="-"/>
+      <w:lvlJc w:val="left"/>
+      <w:pPr>
+        <w:ind w:left="720" w:hanging="360"/>
+      </w:pPr>
+      <w:rPr>
+        <w:rFonts w:ascii="Aptos" w:eastAsiaTheme="minorHAnsi" w:hAnsi="Aptos" w:cstheme="minorBidi" w:hint="default"/>
+      </w:rPr>
+    </w:lvl>
+    <w:lvl w:ilvl="1" w:tplc="04050003" w:tentative="1">
+      <w:start w:val="1"/>
+      <w:numFmt w:val="bullet"/>
+      <w:lvlText w:val="o"/>
+      <w:lvlJc w:val="left"/>
+      <w:pPr>
+        <w:ind w:left="1440" w:hanging="360"/>
+      </w:pPr>
+      <w:rPr>
+        <w:rFonts w:ascii="Courier New" w:hAnsi="Courier New" w:cs="Courier New" w:hint="default"/>
+      </w:rPr>
+    </w:lvl>
+    <w:lvl w:ilvl="2" w:tplc="04050005" w:tentative="1">
+      <w:start w:val="1"/>
+      <w:numFmt w:val="bullet"/>
+      <w:lvlText w:val=""/>
+      <w:lvlJc w:val="left"/>
+      <w:pPr>
+        <w:ind w:left="2160" w:hanging="360"/>
+      </w:pPr>
+      <w:rPr>
+        <w:rFonts w:ascii="Wingdings" w:hAnsi="Wingdings" w:hint="default"/>
+      </w:rPr>
+    </w:lvl>
+    <w:lvl w:ilvl="3" w:tplc="04050001" w:tentative="1">
+      <w:start w:val="1"/>
+      <w:numFmt w:val="bullet"/>
+      <w:lvlText w:val=""/>
+      <w:lvlJc w:val="left"/>
+      <w:pPr>
+        <w:ind w:left="2880" w:hanging="360"/>
+      </w:pPr>
+      <w:rPr>
+        <w:rFonts w:ascii="Symbol" w:hAnsi="Symbol" w:hint="default"/>
+      </w:rPr>
+    </w:lvl>
+    <w:lvl w:ilvl="4" w:tplc="04050003" w:tentative="1">
+      <w:start w:val="1"/>
+      <w:numFmt w:val="bullet"/>
+      <w:lvlText w:val="o"/>
+      <w:lvlJc w:val="left"/>
+      <w:pPr>
+        <w:ind w:left="3600" w:hanging="360"/>
+      </w:pPr>
+      <w:rPr>
+        <w:rFonts w:ascii="Courier New" w:hAnsi="Courier New" w:cs="Courier New" w:hint="default"/>
+      </w:rPr>
+    </w:lvl>
+    <w:lvl w:ilvl="5" w:tplc="04050005" w:tentative="1">
+      <w:start w:val="1"/>
+      <w:numFmt w:val="bullet"/>
+      <w:lvlText w:val=""/>
+      <w:lvlJc w:val="left"/>
+      <w:pPr>
+        <w:ind w:left="4320" w:hanging="360"/>
+      </w:pPr>
+      <w:rPr>
+        <w:rFonts w:ascii="Wingdings" w:hAnsi="Wingdings" w:hint="default"/>
+      </w:rPr>
+    </w:lvl>
+    <w:lvl w:ilvl="6" w:tplc="04050001" w:tentative="1">
+      <w:start w:val="1"/>
+      <w:numFmt w:val="bullet"/>
+      <w:lvlText w:val=""/>
+      <w:lvlJc w:val="left"/>
+      <w:pPr>
+        <w:ind w:left="5040" w:hanging="360"/>
+      </w:pPr>
+      <w:rPr>
+        <w:rFonts w:ascii="Symbol" w:hAnsi="Symbol" w:hint="default"/>
+      </w:rPr>
+    </w:lvl>
+    <w:lvl w:ilvl="7" w:tplc="04050003" w:tentative="1">
+      <w:start w:val="1"/>
+      <w:numFmt w:val="bullet"/>
+      <w:lvlText w:val="o"/>
+      <w:lvlJc w:val="left"/>
+      <w:pPr>
+        <w:ind w:left="5760" w:hanging="360"/>
+      </w:pPr>
+      <w:rPr>
+        <w:rFonts w:ascii="Courier New" w:hAnsi="Courier New" w:cs="Courier New" w:hint="default"/>
+      </w:rPr>
+    </w:lvl>
+    <w:lvl w:ilvl="8" w:tplc="04050005" w:tentative="1">
+      <w:start w:val="1"/>
+      <w:numFmt w:val="bullet"/>
+      <w:lvlText w:val=""/>
+      <w:lvlJc w:val="left"/>
+      <w:pPr>
+        <w:ind w:left="6480" w:hanging="360"/>
+      </w:pPr>
+      <w:rPr>
+        <w:rFonts w:ascii="Wingdings" w:hAnsi="Wingdings" w:hint="default"/>
+      </w:rPr>
+    </w:lvl>
+  </w:abstractNum>
+  <w:abstractNum w:abstractNumId="2" w15:restartNumberingAfterBreak="0">
+    <w:nsid w:val="5F1164A5"/>
+    <w:multiLevelType w:val="multilevel"/>
+    <w:tmpl w:val="CABC385A"/>
+    <w:lvl w:ilvl="0">
+      <w:start w:val="1"/>
+      <w:numFmt w:val="bullet"/>
+      <w:lvlText w:val=""/>
+      <w:lvlJc w:val="left"/>
+      <w:pPr>
+        <w:tabs>
+          <w:tab w:val="num" w:pos="720"/>
+        </w:tabs>
+        <w:ind w:left="720" w:hanging="360"/>
+      </w:pPr>
+      <w:rPr>
+        <w:rFonts w:ascii="Symbol" w:hAnsi="Symbol" w:hint="default"/>
+        <w:sz w:val="20"/>
+      </w:rPr>
+    </w:lvl>
+    <w:lvl w:ilvl="1" w:tentative="1">
+      <w:start w:val="1"/>
+      <w:numFmt w:val="bullet"/>
+      <w:lvlText w:val="o"/>
+      <w:lvlJc w:val="left"/>
+      <w:pPr>
+        <w:tabs>
+          <w:tab w:val="num" w:pos="1440"/>
+        </w:tabs>
+        <w:ind w:left="1440" w:hanging="360"/>
+      </w:pPr>
+      <w:rPr>
+        <w:rFonts w:ascii="Courier New" w:hAnsi="Courier New" w:hint="default"/>
+        <w:sz w:val="20"/>
+      </w:rPr>
+    </w:lvl>
+    <w:lvl w:ilvl="2" w:tentative="1">
+      <w:start w:val="1"/>
+      <w:numFmt w:val="bullet"/>
+      <w:lvlText w:val=""/>
+      <w:lvlJc w:val="left"/>
+      <w:pPr>
+        <w:tabs>
+          <w:tab w:val="num" w:pos="2160"/>
+        </w:tabs>
+        <w:ind w:left="2160" w:hanging="360"/>
+      </w:pPr>
+      <w:rPr>
+        <w:rFonts w:ascii="Wingdings" w:hAnsi="Wingdings" w:hint="default"/>
+        <w:sz w:val="20"/>
+      </w:rPr>
+    </w:lvl>
+    <w:lvl w:ilvl="3" w:tentative="1">
+      <w:start w:val="1"/>
+      <w:numFmt w:val="bullet"/>
+      <w:lvlText w:val=""/>
+      <w:lvlJc w:val="left"/>
+      <w:pPr>
+        <w:tabs>
+          <w:tab w:val="num" w:pos="2880"/>
+        </w:tabs>
+        <w:ind w:left="2880" w:hanging="360"/>
+      </w:pPr>
+      <w:rPr>
+        <w:rFonts w:ascii="Wingdings" w:hAnsi="Wingdings" w:hint="default"/>
+        <w:sz w:val="20"/>
+      </w:rPr>
+    </w:lvl>
+    <w:lvl w:ilvl="4" w:tentative="1">
+      <w:start w:val="1"/>
+      <w:numFmt w:val="bullet"/>
+      <w:lvlText w:val=""/>
+      <w:lvlJc w:val="left"/>
+      <w:pPr>
+        <w:tabs>
+          <w:tab w:val="num" w:pos="3600"/>
+        </w:tabs>
+        <w:ind w:left="3600" w:hanging="360"/>
+      </w:pPr>
+      <w:rPr>
+        <w:rFonts w:ascii="Wingdings" w:hAnsi="Wingdings" w:hint="default"/>
+        <w:sz w:val="20"/>
+      </w:rPr>
+    </w:lvl>
+    <w:lvl w:ilvl="5" w:tentative="1">
+      <w:start w:val="1"/>
+      <w:numFmt w:val="bullet"/>
+      <w:lvlText w:val=""/>
+      <w:lvlJc w:val="left"/>
+      <w:pPr>
+        <w:tabs>
+          <w:tab w:val="num" w:pos="4320"/>
+        </w:tabs>
+        <w:ind w:left="4320" w:hanging="360"/>
+      </w:pPr>
+      <w:rPr>
+        <w:rFonts w:ascii="Wingdings" w:hAnsi="Wingdings" w:hint="default"/>
+        <w:sz w:val="20"/>
+      </w:rPr>
+    </w:lvl>
+    <w:lvl w:ilvl="6" w:tentative="1">
+      <w:start w:val="1"/>
+      <w:numFmt w:val="bullet"/>
+      <w:lvlText w:val=""/>
+      <w:lvlJc w:val="left"/>
+      <w:pPr>
+        <w:tabs>
+          <w:tab w:val="num" w:pos="5040"/>
+        </w:tabs>
+        <w:ind w:left="5040" w:hanging="360"/>
+      </w:pPr>
+      <w:rPr>
+        <w:rFonts w:ascii="Wingdings" w:hAnsi="Wingdings" w:hint="default"/>
+        <w:sz w:val="20"/>
+      </w:rPr>
+    </w:lvl>
+    <w:lvl w:ilvl="7" w:tentative="1">
+      <w:start w:val="1"/>
+      <w:numFmt w:val="bullet"/>
+      <w:lvlText w:val=""/>
+      <w:lvlJc w:val="left"/>
+      <w:pPr>
+        <w:tabs>
+          <w:tab w:val="num" w:pos="5760"/>
+        </w:tabs>
+        <w:ind w:left="5760" w:hanging="360"/>
+      </w:pPr>
+      <w:rPr>
+        <w:rFonts w:ascii="Wingdings" w:hAnsi="Wingdings" w:hint="default"/>
+        <w:sz w:val="20"/>
+      </w:rPr>
+    </w:lvl>
+    <w:lvl w:ilvl="8" w:tentative="1">
+      <w:start w:val="1"/>
+      <w:numFmt w:val="bullet"/>
+      <w:lvlText w:val=""/>
+      <w:lvlJc w:val="left"/>
+      <w:pPr>
+        <w:tabs>
+          <w:tab w:val="num" w:pos="6480"/>
+        </w:tabs>
+        <w:ind w:left="6480" w:hanging="360"/>
+      </w:pPr>
+      <w:rPr>
+        <w:rFonts w:ascii="Wingdings" w:hAnsi="Wingdings" w:hint="default"/>
+        <w:sz w:val="20"/>
+      </w:rPr>
+    </w:lvl>
+  </w:abstractNum>
+  <w:abstractNum w:abstractNumId="3" w15:restartNumberingAfterBreak="0">
     <w:nsid w:val="71314350"/>
     <w:multiLevelType w:val="hybridMultilevel"/>
     <w:tmpl w:val="4A9A57B0"/>
@@ -707,7 +1044,13 @@
     <w:abstractNumId w:val="0"/>
   </w:num>
   <w:num w:numId="2" w16cid:durableId="1124494857">
+    <w:abstractNumId w:val="3"/>
+  </w:num>
+  <w:num w:numId="3" w16cid:durableId="393428838">
     <w:abstractNumId w:val="1"/>
+  </w:num>
+  <w:num w:numId="4" w16cid:durableId="747464797">
+    <w:abstractNumId w:val="2"/>
   </w:num>
 </w:numbering>
 </file>
@@ -1316,7 +1659,6 @@
   <w:style w:type="character" w:default="1" w:styleId="Standardnpsmoodstavce">
     <w:name w:val="Default Paragraph Font"/>
     <w:uiPriority w:val="1"/>
-    <w:semiHidden/>
     <w:unhideWhenUsed/>
   </w:style>
   <w:style w:type="table" w:default="1" w:styleId="Normlntabulka">
@@ -1649,6 +1991,19 @@
     <w:rPr>
       <w:b/>
       <w:bCs/>
+    </w:rPr>
+  </w:style>
+  <w:style w:type="paragraph" w:styleId="Normlnweb">
+    <w:name w:val="Normal (Web)"/>
+    <w:basedOn w:val="Normln"/>
+    <w:uiPriority w:val="99"/>
+    <w:semiHidden/>
+    <w:unhideWhenUsed/>
+    <w:rsid w:val="004D5099"/>
+    <w:rPr>
+      <w:rFonts w:ascii="Times New Roman" w:hAnsi="Times New Roman" w:cs="Times New Roman"/>
+      <w:sz w:val="24"/>
+      <w:szCs w:val="24"/>
     </w:rPr>
   </w:style>
 </w:styles>
